--- a/data/revised_2026-10_full/tracked/v2/Physics/SS1.4_Energy,_Work,_Power_and_Machines/Physics_Energy,_Work,_Power_and_Machines_SummaryTable_TRACKED.docx
+++ b/data/revised_2026-10_full/tracked/v2/Physics/SS1.4_Energy,_Work,_Power_and_Machines/Physics_Energy,_Work,_Power_and_Machines_SummaryTable_TRACKED.docx
@@ -1418,7 +1418,7 @@
               </w:rPr>
               <w:t xml:space="preserve">The pulley system feels easier for Mwende because she pulls with 125 N instead of 200 N, but she pulls 16 m instead of 8 m. Her </w:t>
             </w:r>
-            <w:del w:id="9001" w:author="Claude (AI) - proposed" w:date="2026-10-15T08:04:21Z">
+            <w:del w:id="9001" w:author="Claude (AI) - proposed" w:date="2026-10-18T00:32:07Z">
               <w:r>
                 <w:rPr>
                   <w:rFonts w:ascii="Arial" w:cs="Arial" w:eastAsia="Arial" w:hAnsi="Arial"/>
@@ -1433,7 +1433,7 @@
                 <w:delText xml:space="preserve">body supplies 2000 J from chemical energy in</w:delText>
               </w:r>
             </w:del>
-            <w:ins w:id="9002" w:author="Claude (AI) - proposed" w:date="2026-10-15T08:04:21Z">
+            <w:ins w:id="9002" w:author="Claude (AI) - proposed" w:date="2026-10-18T00:32:07Z">
               <w:r>
                 <w:rPr>
                   <w:rFonts w:ascii="Arial" w:cs="Arial" w:eastAsia="Arial" w:hAnsi="Arial"/>
@@ -1461,7 +1461,7 @@
               </w:rPr>
               <w:t xml:space="preserve"> food such as ugali and githeri</w:t>
             </w:r>
-            <w:ins w:id="9003" w:author="Claude (AI) - proposed" w:date="2026-10-15T08:04:21Z">
+            <w:ins w:id="9003" w:author="Claude (AI) - proposed" w:date="2026-10-18T00:32:07Z">
               <w:r>
                 <w:rPr>
                   <w:rFonts w:ascii="Arial" w:cs="Arial" w:eastAsia="Arial" w:hAnsi="Arial"/>
@@ -1797,7 +1797,7 @@
               </w:rPr>
               <w:t xml:space="preserve">The bucket gains 1600 J of PE whether Mama Kavata lifts it by hand or Mwende uses the pulley system. The pulley lets Mwende pull 125 N instead of 200 N, but over 16 m instead of 8 m, so </w:t>
             </w:r>
-            <w:ins w:id="9004" w:author="Claude (AI) - proposed" w:date="2026-10-15T08:04:21Z">
+            <w:ins w:id="9004" w:author="Claude (AI) - proposed" w:date="2026-10-18T00:32:07Z">
               <w:r>
                 <w:rPr>
                   <w:rFonts w:ascii="Arial" w:cs="Arial" w:eastAsia="Arial" w:hAnsi="Arial"/>
@@ -1825,7 +1825,7 @@
               </w:rPr>
               <w:t xml:space="preserve">2000 J of</w:t>
             </w:r>
-            <w:ins w:id="9005" w:author="Claude (AI) - proposed" w:date="2026-10-15T08:04:21Z">
+            <w:ins w:id="9005" w:author="Claude (AI) - proposed" w:date="2026-10-18T00:32:07Z">
               <w:r>
                 <w:rPr>
                   <w:rFonts w:ascii="Arial" w:cs="Arial" w:eastAsia="Arial" w:hAnsi="Arial"/>
@@ -1853,7 +1853,7 @@
               </w:rPr>
               <w:t xml:space="preserve"> chemical energy from food (ugali, githeri)</w:t>
             </w:r>
-            <w:del w:id="9006" w:author="Claude (AI) - proposed" w:date="2026-10-15T08:04:21Z">
+            <w:del w:id="9006" w:author="Claude (AI) - proposed" w:date="2026-10-18T00:32:07Z">
               <w:r>
                 <w:rPr>
                   <w:rFonts w:ascii="Arial" w:cs="Arial" w:eastAsia="Arial" w:hAnsi="Arial"/>
@@ -2003,7 +2003,7 @@
         </w:rPr>
         <w:t xml:space="preserve">© 2026 SeaVuria and ARES. This work is licensed under a </w:t>
       </w:r>
-      <w:hyperlink w:history="1" r:id="rId5r51aamucfdepzraauqax">
+      <w:hyperlink w:history="1" r:id="rId7qyzdjvvud_4ub3zdgrdv">
         <w:r>
           <w:rPr>
             <w:rFonts w:ascii="Arial" w:cs="Arial" w:eastAsia="Arial" w:hAnsi="Arial"/>
@@ -2023,7 +2023,7 @@
         </w:rPr>
         <w:t xml:space="preserve"> (</w:t>
       </w:r>
-      <w:hyperlink w:history="1" r:id="rId0qenm6wgctcamqu9fdate">
+      <w:hyperlink w:history="1" r:id="rIdnhir7i8hdgtvzq-wvbuqj">
         <w:r>
           <w:rPr>
             <w:rFonts w:ascii="Arial" w:cs="Arial" w:eastAsia="Arial" w:hAnsi="Arial"/>
@@ -2043,7 +2043,7 @@
         </w:rPr>
         <w:t xml:space="preserve">). To view a copy of this license, visit </w:t>
       </w:r>
-      <w:hyperlink w:history="1" r:id="rId_45uvbhgsd4wwkcnvk5bw">
+      <w:hyperlink w:history="1" r:id="rIdbh0yensh-otfnvhuom-tp">
         <w:r>
           <w:rPr>
             <w:rFonts w:ascii="Arial" w:cs="Arial" w:eastAsia="Arial" w:hAnsi="Arial"/>
